--- a/러시아 인권변호사/1부/1부_9화_비코프의_체포.docx
+++ b/러시아 인권변호사/1부/1부_9화_비코프의_체포.docx
@@ -36,7 +36,7 @@
           <w:i w:val="0"/>
           <w:sz w:val="22"/>
         </w:rPr>
-        <w:t>알렉세이 “료샤” 오를로프(젊은 변호사) / 빅토르 페트로비치 비코프(료샤의 스승) / 올레그 마르첸코(수사위원회 수사관, 체포조) / 조야 페트로브나(비코프의 35년 지기) / 세묜 이바노비치 두빈(시브자보드 목격자) / 다리야 이고레브나 볼코바(기자, 전화) / 올가 빅토로브나 네스테로바(인권활동가, 전화) / 구치소 당직 장교</w:t>
+        <w:t>알렉세이 “료샤” 오를로프(젊은 변호사) / 빅토르 페트로비치 비코프(료샤의 스승) / 올레그 마르첸코(수사위원회 수사관, 체포조) / 조야 페트로브나(비코프의 35년 지기, 전화) / 세묜 이바노비치 두빈(시브자보드 목격자) / 갈리나 두비나(세묜의 아내) / 다리야 이고레브나 볼코바(기자, 전화) / 올가 빅토로브나 네스테로바(인권활동가, 전화) / 구치소 당직 장교</w:t>
       </w:r>
     </w:p>
     <w:p>
@@ -203,6 +203,108 @@
       <w:r>
         <w:rPr>
           <w:rFonts w:ascii="Times New Roman" w:hAnsi="Times New Roman" w:eastAsia="Malgun Gothic"/>
+          <w:b/>
+          <w:i w:val="0"/>
+          <w:sz w:val="22"/>
+        </w:rPr>
+        <w:t xml:space="preserve">Лёша: </w:t>
+      </w:r>
+      <w:r>
+        <w:rPr>
+          <w:rFonts w:ascii="Times New Roman" w:hAnsi="Times New Roman" w:eastAsia="Malgun Gothic"/>
+          <w:b w:val="0"/>
+          <w:i w:val="0"/>
+          <w:sz w:val="22"/>
+        </w:rPr>
+        <w:t>Я вчера опять заезжал к Семёну Ивановичу. Просто так, без дела, как вы говорили.</w:t>
+      </w:r>
+    </w:p>
+    <w:p>
+      <w:pPr>
+        <w:spacing w:before="0" w:after="110" w:line="300" w:lineRule="auto"/>
+      </w:pPr>
+      <w:r>
+        <w:rPr>
+          <w:rFonts w:ascii="Times New Roman" w:hAnsi="Times New Roman" w:eastAsia="Malgun Gothic"/>
+          <w:b/>
+          <w:i w:val="0"/>
+          <w:sz w:val="22"/>
+        </w:rPr>
+        <w:t xml:space="preserve">Быков: </w:t>
+      </w:r>
+      <w:r>
+        <w:rPr>
+          <w:rFonts w:ascii="Times New Roman" w:hAnsi="Times New Roman" w:eastAsia="Malgun Gothic"/>
+          <w:b w:val="0"/>
+          <w:i w:val="0"/>
+          <w:sz w:val="22"/>
+        </w:rPr>
+        <w:t>И как он?</w:t>
+      </w:r>
+    </w:p>
+    <w:p>
+      <w:pPr>
+        <w:spacing w:before="0" w:after="110" w:line="300" w:lineRule="auto"/>
+      </w:pPr>
+      <w:r>
+        <w:rPr>
+          <w:rFonts w:ascii="Times New Roman" w:hAnsi="Times New Roman" w:eastAsia="Malgun Gothic"/>
+          <w:b/>
+          <w:i w:val="0"/>
+          <w:sz w:val="22"/>
+        </w:rPr>
+        <w:t xml:space="preserve">Лёша: </w:t>
+      </w:r>
+      <w:r>
+        <w:rPr>
+          <w:rFonts w:ascii="Times New Roman" w:hAnsi="Times New Roman" w:eastAsia="Malgun Gothic"/>
+          <w:b w:val="0"/>
+          <w:i w:val="0"/>
+          <w:sz w:val="22"/>
+        </w:rPr>
+        <w:t>Держится. Галина его держит. Сказала, если ещё раз придут люди в штатском — выгонит их веником.</w:t>
+      </w:r>
+    </w:p>
+    <w:p>
+      <w:pPr>
+        <w:spacing w:before="0" w:after="110" w:line="300" w:lineRule="auto"/>
+      </w:pPr>
+      <w:r>
+        <w:rPr>
+          <w:rFonts w:ascii="Times New Roman" w:hAnsi="Times New Roman" w:eastAsia="Malgun Gothic"/>
+          <w:b/>
+          <w:i w:val="0"/>
+          <w:sz w:val="22"/>
+        </w:rPr>
+        <w:t xml:space="preserve">Быков: </w:t>
+      </w:r>
+      <w:r>
+        <w:rPr>
+          <w:rFonts w:ascii="Times New Roman" w:hAnsi="Times New Roman" w:eastAsia="Malgun Gothic"/>
+          <w:b w:val="0"/>
+          <w:i/>
+          <w:color w:val="555555"/>
+          <w:sz w:val="22"/>
+        </w:rPr>
+        <w:t>(смеётся)</w:t>
+      </w:r>
+      <w:r>
+        <w:rPr>
+          <w:rFonts w:ascii="Times New Roman" w:hAnsi="Times New Roman" w:eastAsia="Malgun Gothic"/>
+          <w:b w:val="0"/>
+          <w:i w:val="0"/>
+          <w:sz w:val="22"/>
+        </w:rPr>
+        <w:t xml:space="preserve"> Вот это правильный свидетель. С веником.</w:t>
+      </w:r>
+    </w:p>
+    <w:p>
+      <w:pPr>
+        <w:spacing w:before="0" w:after="110" w:line="300" w:lineRule="auto"/>
+      </w:pPr>
+      <w:r>
+        <w:rPr>
+          <w:rFonts w:ascii="Times New Roman" w:hAnsi="Times New Roman" w:eastAsia="Malgun Gothic"/>
           <w:b w:val="0"/>
           <w:i/>
           <w:color w:val="555555"/>
@@ -531,7 +633,7 @@
           <w:i w:val="0"/>
           <w:sz w:val="22"/>
         </w:rPr>
-        <w:t xml:space="preserve">Лёша: </w:t>
+        <w:t xml:space="preserve">Быков: </w:t>
       </w:r>
       <w:r>
         <w:rPr>
@@ -540,7 +642,7 @@
           <w:i w:val="0"/>
           <w:sz w:val="22"/>
         </w:rPr>
-        <w:t>Я требую присутствовать при обыске.</w:t>
+        <w:t>Вижу. Вчера вечером, выходит, оснований ещё не было, а к утру появились. Интересная скорость у оснований.</w:t>
       </w:r>
     </w:p>
     <w:p>
@@ -563,7 +665,7 @@
           <w:i w:val="0"/>
           <w:sz w:val="22"/>
         </w:rPr>
-        <w:t>Обыск будет позже, с понятыми. Сейчас — только задержание.</w:t>
+        <w:t>Виктор Петрович, вы опытный человек. Не усложняйте.</w:t>
       </w:r>
     </w:p>
     <w:p>
@@ -586,7 +688,7 @@
           <w:i w:val="0"/>
           <w:sz w:val="22"/>
         </w:rPr>
-        <w:t>Тогда я требую копию постановления.</w:t>
+        <w:t>Я требую присутствовать при обыске.</w:t>
       </w:r>
     </w:p>
     <w:p>
@@ -609,7 +711,7 @@
           <w:i w:val="0"/>
           <w:sz w:val="22"/>
         </w:rPr>
-        <w:t>Получите у следователя в установленном порядке.</w:t>
+        <w:t>Обыск будет позже, с понятыми. Сейчас — только задержание.</w:t>
       </w:r>
     </w:p>
     <w:p>
@@ -632,7 +734,7 @@
           <w:i w:val="0"/>
           <w:sz w:val="22"/>
         </w:rPr>
-        <w:t>Виктор Петрович, я немедленно…</w:t>
+        <w:t>Тогда я требую копию постановления.</w:t>
       </w:r>
     </w:p>
     <w:p>
@@ -646,7 +748,7 @@
           <w:i w:val="0"/>
           <w:sz w:val="22"/>
         </w:rPr>
-        <w:t xml:space="preserve">Быков: </w:t>
+        <w:t xml:space="preserve">Марченко: </w:t>
       </w:r>
       <w:r>
         <w:rPr>
@@ -655,7 +757,7 @@
           <w:i w:val="0"/>
           <w:sz w:val="22"/>
         </w:rPr>
-        <w:t>Алексей. Посмотри на меня. Спокойно. Ты знаешь, что делать дальше — мы это сто раз проходили с другими клиентами. Теперь делай это для меня.</w:t>
+        <w:t>Получите у следователя в установленном порядке.</w:t>
       </w:r>
     </w:p>
     <w:p>
@@ -678,7 +780,7 @@
           <w:i w:val="0"/>
           <w:sz w:val="22"/>
         </w:rPr>
-        <w:t>Куда вас везут?</w:t>
+        <w:t>Вы и есть следователь.</w:t>
       </w:r>
     </w:p>
     <w:p>
@@ -701,7 +803,312 @@
           <w:i w:val="0"/>
           <w:sz w:val="22"/>
         </w:rPr>
+        <w:t>Я исполняю поручение. Не путайте, молодой человек.</w:t>
+      </w:r>
+    </w:p>
+    <w:p>
+      <w:pPr>
+        <w:spacing w:before="0" w:after="110" w:line="300" w:lineRule="auto"/>
+      </w:pPr>
+      <w:r>
+        <w:rPr>
+          <w:rFonts w:ascii="Times New Roman" w:hAnsi="Times New Roman" w:eastAsia="Malgun Gothic"/>
+          <w:b/>
+          <w:i w:val="0"/>
+          <w:sz w:val="22"/>
+        </w:rPr>
+        <w:t xml:space="preserve">Лёша: </w:t>
+      </w:r>
+      <w:r>
+        <w:rPr>
+          <w:rFonts w:ascii="Times New Roman" w:hAnsi="Times New Roman" w:eastAsia="Malgun Gothic"/>
+          <w:b w:val="0"/>
+          <w:i w:val="0"/>
+          <w:sz w:val="22"/>
+        </w:rPr>
+        <w:t>Виктор Петрович, я немедленно…</w:t>
+      </w:r>
+    </w:p>
+    <w:p>
+      <w:pPr>
+        <w:spacing w:before="0" w:after="110" w:line="300" w:lineRule="auto"/>
+      </w:pPr>
+      <w:r>
+        <w:rPr>
+          <w:rFonts w:ascii="Times New Roman" w:hAnsi="Times New Roman" w:eastAsia="Malgun Gothic"/>
+          <w:b/>
+          <w:i w:val="0"/>
+          <w:sz w:val="22"/>
+        </w:rPr>
+        <w:t xml:space="preserve">Быков: </w:t>
+      </w:r>
+      <w:r>
+        <w:rPr>
+          <w:rFonts w:ascii="Times New Roman" w:hAnsi="Times New Roman" w:eastAsia="Malgun Gothic"/>
+          <w:b w:val="0"/>
+          <w:i w:val="0"/>
+          <w:sz w:val="22"/>
+        </w:rPr>
+        <w:t>Алексей. Посмотри на меня. Спокойно. Ты знаешь, что делать дальше — мы это сто раз проходили с другими клиентами. Теперь делай это для меня.</w:t>
+      </w:r>
+    </w:p>
+    <w:p>
+      <w:pPr>
+        <w:spacing w:before="0" w:after="110" w:line="300" w:lineRule="auto"/>
+      </w:pPr>
+      <w:r>
+        <w:rPr>
+          <w:rFonts w:ascii="Times New Roman" w:hAnsi="Times New Roman" w:eastAsia="Malgun Gothic"/>
+          <w:b/>
+          <w:i w:val="0"/>
+          <w:sz w:val="22"/>
+        </w:rPr>
+        <w:t xml:space="preserve">Лёша: </w:t>
+      </w:r>
+      <w:r>
+        <w:rPr>
+          <w:rFonts w:ascii="Times New Roman" w:hAnsi="Times New Roman" w:eastAsia="Malgun Gothic"/>
+          <w:b w:val="0"/>
+          <w:i w:val="0"/>
+          <w:sz w:val="22"/>
+        </w:rPr>
+        <w:t>Я не могу быть спокойным.</w:t>
+      </w:r>
+    </w:p>
+    <w:p>
+      <w:pPr>
+        <w:spacing w:before="0" w:after="110" w:line="300" w:lineRule="auto"/>
+      </w:pPr>
+      <w:r>
+        <w:rPr>
+          <w:rFonts w:ascii="Times New Roman" w:hAnsi="Times New Roman" w:eastAsia="Malgun Gothic"/>
+          <w:b/>
+          <w:i w:val="0"/>
+          <w:sz w:val="22"/>
+        </w:rPr>
+        <w:t xml:space="preserve">Быков: </w:t>
+      </w:r>
+      <w:r>
+        <w:rPr>
+          <w:rFonts w:ascii="Times New Roman" w:hAnsi="Times New Roman" w:eastAsia="Malgun Gothic"/>
+          <w:b w:val="0"/>
+          <w:i w:val="0"/>
+          <w:sz w:val="22"/>
+        </w:rPr>
+        <w:t xml:space="preserve">Можешь. Ты сейчас единственный в этой комнате, кто может. </w:t>
+      </w:r>
+      <w:r>
+        <w:rPr>
+          <w:rFonts w:ascii="Times New Roman" w:hAnsi="Times New Roman" w:eastAsia="Malgun Gothic"/>
+          <w:b w:val="0"/>
+          <w:i/>
+          <w:color w:val="555555"/>
+          <w:sz w:val="22"/>
+        </w:rPr>
+        <w:t>(протягивает ему ключи)</w:t>
+      </w:r>
+      <w:r>
+        <w:rPr>
+          <w:rFonts w:ascii="Times New Roman" w:hAnsi="Times New Roman" w:eastAsia="Malgun Gothic"/>
+          <w:b w:val="0"/>
+          <w:i w:val="0"/>
+          <w:sz w:val="22"/>
+        </w:rPr>
+        <w:t xml:space="preserve"> Сейф. Код ты знаешь. Бумаги по Тайболе подашь сегодня, как планировали.</w:t>
+      </w:r>
+    </w:p>
+    <w:p>
+      <w:pPr>
+        <w:spacing w:before="0" w:after="110" w:line="300" w:lineRule="auto"/>
+      </w:pPr>
+      <w:r>
+        <w:rPr>
+          <w:rFonts w:ascii="Times New Roman" w:hAnsi="Times New Roman" w:eastAsia="Malgun Gothic"/>
+          <w:b/>
+          <w:i w:val="0"/>
+          <w:sz w:val="22"/>
+        </w:rPr>
+        <w:t xml:space="preserve">Лёша: </w:t>
+      </w:r>
+      <w:r>
+        <w:rPr>
+          <w:rFonts w:ascii="Times New Roman" w:hAnsi="Times New Roman" w:eastAsia="Malgun Gothic"/>
+          <w:b w:val="0"/>
+          <w:i w:val="0"/>
+          <w:sz w:val="22"/>
+        </w:rPr>
+        <w:t>Сегодня?</w:t>
+      </w:r>
+    </w:p>
+    <w:p>
+      <w:pPr>
+        <w:spacing w:before="0" w:after="110" w:line="300" w:lineRule="auto"/>
+      </w:pPr>
+      <w:r>
+        <w:rPr>
+          <w:rFonts w:ascii="Times New Roman" w:hAnsi="Times New Roman" w:eastAsia="Malgun Gothic"/>
+          <w:b/>
+          <w:i w:val="0"/>
+          <w:sz w:val="22"/>
+        </w:rPr>
+        <w:t xml:space="preserve">Быков: </w:t>
+      </w:r>
+      <w:r>
+        <w:rPr>
+          <w:rFonts w:ascii="Times New Roman" w:hAnsi="Times New Roman" w:eastAsia="Malgun Gothic"/>
+          <w:b w:val="0"/>
+          <w:i w:val="0"/>
+          <w:sz w:val="22"/>
+        </w:rPr>
+        <w:t>Сегодня. Если мы отменим подачу, они поймут, что добились своего.</w:t>
+      </w:r>
+    </w:p>
+    <w:p>
+      <w:pPr>
+        <w:spacing w:before="0" w:after="110" w:line="300" w:lineRule="auto"/>
+      </w:pPr>
+      <w:r>
+        <w:rPr>
+          <w:rFonts w:ascii="Times New Roman" w:hAnsi="Times New Roman" w:eastAsia="Malgun Gothic"/>
+          <w:b/>
+          <w:i w:val="0"/>
+          <w:sz w:val="22"/>
+        </w:rPr>
+        <w:t xml:space="preserve">Лёша: </w:t>
+      </w:r>
+      <w:r>
+        <w:rPr>
+          <w:rFonts w:ascii="Times New Roman" w:hAnsi="Times New Roman" w:eastAsia="Malgun Gothic"/>
+          <w:b w:val="0"/>
+          <w:i w:val="0"/>
+          <w:sz w:val="22"/>
+        </w:rPr>
+        <w:t>Куда вас везут?</w:t>
+      </w:r>
+    </w:p>
+    <w:p>
+      <w:pPr>
+        <w:spacing w:before="0" w:after="110" w:line="300" w:lineRule="auto"/>
+      </w:pPr>
+      <w:r>
+        <w:rPr>
+          <w:rFonts w:ascii="Times New Roman" w:hAnsi="Times New Roman" w:eastAsia="Malgun Gothic"/>
+          <w:b/>
+          <w:i w:val="0"/>
+          <w:sz w:val="22"/>
+        </w:rPr>
+        <w:t xml:space="preserve">Марченко: </w:t>
+      </w:r>
+      <w:r>
+        <w:rPr>
+          <w:rFonts w:ascii="Times New Roman" w:hAnsi="Times New Roman" w:eastAsia="Malgun Gothic"/>
+          <w:b w:val="0"/>
+          <w:i w:val="0"/>
+          <w:sz w:val="22"/>
+        </w:rPr>
         <w:t>СИЗО номер один. Свидание — в установленном порядке, не раньше чем через двое суток.</w:t>
+      </w:r>
+    </w:p>
+    <w:p>
+      <w:pPr>
+        <w:spacing w:before="0" w:after="110" w:line="300" w:lineRule="auto"/>
+      </w:pPr>
+      <w:r>
+        <w:rPr>
+          <w:rFonts w:ascii="Times New Roman" w:hAnsi="Times New Roman" w:eastAsia="Malgun Gothic"/>
+          <w:b/>
+          <w:i w:val="0"/>
+          <w:sz w:val="22"/>
+        </w:rPr>
+        <w:t xml:space="preserve">Лёша: </w:t>
+      </w:r>
+      <w:r>
+        <w:rPr>
+          <w:rFonts w:ascii="Times New Roman" w:hAnsi="Times New Roman" w:eastAsia="Malgun Gothic"/>
+          <w:b w:val="0"/>
+          <w:i w:val="0"/>
+          <w:sz w:val="22"/>
+        </w:rPr>
+        <w:t>Мы обжалуем задержание сегодня же.</w:t>
+      </w:r>
+    </w:p>
+    <w:p>
+      <w:pPr>
+        <w:spacing w:before="0" w:after="110" w:line="300" w:lineRule="auto"/>
+      </w:pPr>
+      <w:r>
+        <w:rPr>
+          <w:rFonts w:ascii="Times New Roman" w:hAnsi="Times New Roman" w:eastAsia="Malgun Gothic"/>
+          <w:b/>
+          <w:i w:val="0"/>
+          <w:sz w:val="22"/>
+        </w:rPr>
+        <w:t xml:space="preserve">Марченко: </w:t>
+      </w:r>
+      <w:r>
+        <w:rPr>
+          <w:rFonts w:ascii="Times New Roman" w:hAnsi="Times New Roman" w:eastAsia="Malgun Gothic"/>
+          <w:b w:val="0"/>
+          <w:i w:val="0"/>
+          <w:sz w:val="22"/>
+        </w:rPr>
+        <w:t>Ваше право. Прошу, Виктор Петрович. Без глупостей.</w:t>
+      </w:r>
+    </w:p>
+    <w:p>
+      <w:pPr>
+        <w:spacing w:before="0" w:after="110" w:line="300" w:lineRule="auto"/>
+      </w:pPr>
+      <w:r>
+        <w:rPr>
+          <w:rFonts w:ascii="Times New Roman" w:hAnsi="Times New Roman" w:eastAsia="Malgun Gothic"/>
+          <w:b/>
+          <w:i w:val="0"/>
+          <w:sz w:val="22"/>
+        </w:rPr>
+        <w:t xml:space="preserve">Быков: </w:t>
+      </w:r>
+      <w:r>
+        <w:rPr>
+          <w:rFonts w:ascii="Times New Roman" w:hAnsi="Times New Roman" w:eastAsia="Malgun Gothic"/>
+          <w:b w:val="0"/>
+          <w:i/>
+          <w:color w:val="555555"/>
+          <w:sz w:val="22"/>
+        </w:rPr>
+        <w:t>(надевает пальто, не торопясь)</w:t>
+      </w:r>
+      <w:r>
+        <w:rPr>
+          <w:rFonts w:ascii="Times New Roman" w:hAnsi="Times New Roman" w:eastAsia="Malgun Gothic"/>
+          <w:b w:val="0"/>
+          <w:i w:val="0"/>
+          <w:sz w:val="22"/>
+        </w:rPr>
+        <w:t xml:space="preserve"> Глупостей, молодой человек, я в своё время наделал достаточно. Сегодня — только пальто.</w:t>
+      </w:r>
+    </w:p>
+    <w:p>
+      <w:pPr>
+        <w:spacing w:before="0" w:after="110" w:line="300" w:lineRule="auto"/>
+      </w:pPr>
+      <w:r>
+        <w:rPr>
+          <w:rFonts w:ascii="Times New Roman" w:hAnsi="Times New Roman" w:eastAsia="Malgun Gothic"/>
+          <w:b/>
+          <w:i w:val="0"/>
+          <w:sz w:val="22"/>
+        </w:rPr>
+        <w:t xml:space="preserve">Лёша: </w:t>
+      </w:r>
+      <w:r>
+        <w:rPr>
+          <w:rFonts w:ascii="Times New Roman" w:hAnsi="Times New Roman" w:eastAsia="Malgun Gothic"/>
+          <w:b w:val="0"/>
+          <w:i w:val="0"/>
+          <w:sz w:val="22"/>
+        </w:rPr>
+        <w:t>Виктор Петрович, шарф…</w:t>
       </w:r>
     </w:p>
     <w:p>
@@ -959,6 +1366,117 @@
     </w:p>
     <w:p>
       <w:pPr>
+        <w:spacing w:before="0" w:after="110" w:line="300" w:lineRule="auto"/>
+      </w:pPr>
+      <w:r>
+        <w:rPr>
+          <w:rFonts w:ascii="Times New Roman" w:hAnsi="Times New Roman" w:eastAsia="Malgun Gothic"/>
+          <w:b/>
+          <w:i w:val="0"/>
+          <w:sz w:val="22"/>
+        </w:rPr>
+        <w:t xml:space="preserve">Лёша: </w:t>
+      </w:r>
+      <w:r>
+        <w:rPr>
+          <w:rFonts w:ascii="Times New Roman" w:hAnsi="Times New Roman" w:eastAsia="Malgun Gothic"/>
+          <w:b w:val="0"/>
+          <w:i w:val="0"/>
+          <w:sz w:val="22"/>
+        </w:rPr>
+        <w:t>Не спать в одиночку?</w:t>
+      </w:r>
+    </w:p>
+    <w:p>
+      <w:pPr>
+        <w:spacing w:before="0" w:after="110" w:line="300" w:lineRule="auto"/>
+      </w:pPr>
+      <w:r>
+        <w:rPr>
+          <w:rFonts w:ascii="Times New Roman" w:hAnsi="Times New Roman" w:eastAsia="Malgun Gothic"/>
+          <w:b/>
+          <w:i w:val="0"/>
+          <w:sz w:val="22"/>
+        </w:rPr>
+        <w:t xml:space="preserve">Зоя: </w:t>
+      </w:r>
+      <w:r>
+        <w:rPr>
+          <w:rFonts w:ascii="Times New Roman" w:hAnsi="Times New Roman" w:eastAsia="Malgun Gothic"/>
+          <w:b w:val="0"/>
+          <w:i w:val="0"/>
+          <w:sz w:val="22"/>
+        </w:rPr>
+        <w:t>Не буквально, Алексей. Витя так говорил про союзников: кто остаётся один, того и берут первым. Позвони журналистке, позвони Ольге. И кто там у тебя ещё есть.</w:t>
+      </w:r>
+    </w:p>
+    <w:p>
+      <w:pPr>
+        <w:spacing w:before="0" w:after="110" w:line="300" w:lineRule="auto"/>
+      </w:pPr>
+      <w:r>
+        <w:rPr>
+          <w:rFonts w:ascii="Times New Roman" w:hAnsi="Times New Roman" w:eastAsia="Malgun Gothic"/>
+          <w:b/>
+          <w:i w:val="0"/>
+          <w:sz w:val="22"/>
+        </w:rPr>
+        <w:t xml:space="preserve">Лёша: </w:t>
+      </w:r>
+      <w:r>
+        <w:rPr>
+          <w:rFonts w:ascii="Times New Roman" w:hAnsi="Times New Roman" w:eastAsia="Malgun Gothic"/>
+          <w:b w:val="0"/>
+          <w:i w:val="0"/>
+          <w:sz w:val="22"/>
+        </w:rPr>
+        <w:t>А вы?</w:t>
+      </w:r>
+    </w:p>
+    <w:p>
+      <w:pPr>
+        <w:spacing w:before="0" w:after="110" w:line="300" w:lineRule="auto"/>
+      </w:pPr>
+      <w:r>
+        <w:rPr>
+          <w:rFonts w:ascii="Times New Roman" w:hAnsi="Times New Roman" w:eastAsia="Malgun Gothic"/>
+          <w:b/>
+          <w:i w:val="0"/>
+          <w:sz w:val="22"/>
+        </w:rPr>
+        <w:t xml:space="preserve">Зоя: </w:t>
+      </w:r>
+      <w:r>
+        <w:rPr>
+          <w:rFonts w:ascii="Times New Roman" w:hAnsi="Times New Roman" w:eastAsia="Malgun Gothic"/>
+          <w:b w:val="0"/>
+          <w:i w:val="0"/>
+          <w:sz w:val="22"/>
+        </w:rPr>
+        <w:t xml:space="preserve">А я уже одеваюсь. Мне нужно кое-что проверить в своих папках. </w:t>
+      </w:r>
+      <w:r>
+        <w:rPr>
+          <w:rFonts w:ascii="Times New Roman" w:hAnsi="Times New Roman" w:eastAsia="Malgun Gothic"/>
+          <w:b w:val="0"/>
+          <w:i/>
+          <w:color w:val="555555"/>
+          <w:sz w:val="22"/>
+        </w:rPr>
+        <w:t>(пауза)</w:t>
+      </w:r>
+      <w:r>
+        <w:rPr>
+          <w:rFonts w:ascii="Times New Roman" w:hAnsi="Times New Roman" w:eastAsia="Malgun Gothic"/>
+          <w:b w:val="0"/>
+          <w:i w:val="0"/>
+          <w:sz w:val="22"/>
+        </w:rPr>
+        <w:t xml:space="preserve"> И, Алексей… не говори по этому телефону больше, чем нужно.</w:t>
+      </w:r>
+    </w:p>
+    <w:p>
+      <w:pPr>
         <w:keepNext/>
         <w:spacing w:before="320" w:after="140"/>
       </w:pPr>
@@ -1062,7 +1580,7 @@
           <w:i w:val="0"/>
           <w:sz w:val="22"/>
         </w:rPr>
-        <w:t>Они как-то давили на вас?</w:t>
+        <w:t>Когда?</w:t>
       </w:r>
     </w:p>
     <w:p>
@@ -1085,7 +1603,7 @@
           <w:i w:val="0"/>
           <w:sz w:val="22"/>
         </w:rPr>
-        <w:t>Намекали, что если я подтвержу взятку, дело против завода развалится само, и меня никто не тронет. А если буду молчать — найдут, за что зацепиться на производстве.</w:t>
+        <w:t>Вчера вечером. Часа через два после того, как вы уехали. Будто ждали.</w:t>
       </w:r>
     </w:p>
     <w:p>
@@ -1100,38 +1618,6 @@
           <w:sz w:val="22"/>
         </w:rPr>
         <w:t xml:space="preserve">Лёша: </w:t>
-      </w:r>
-      <w:r>
-        <w:rPr>
-          <w:rFonts w:ascii="Times New Roman" w:hAnsi="Times New Roman" w:eastAsia="Malgun Gothic"/>
-          <w:b w:val="0"/>
-          <w:i w:val="0"/>
-          <w:sz w:val="22"/>
-        </w:rPr>
-        <w:t>Что вы им ответили?</w:t>
-      </w:r>
-    </w:p>
-    <w:p>
-      <w:pPr>
-        <w:spacing w:before="0" w:after="110" w:line="300" w:lineRule="auto"/>
-      </w:pPr>
-      <w:r>
-        <w:rPr>
-          <w:rFonts w:ascii="Times New Roman" w:hAnsi="Times New Roman" w:eastAsia="Malgun Gothic"/>
-          <w:b/>
-          <w:i w:val="0"/>
-          <w:sz w:val="22"/>
-        </w:rPr>
-        <w:t xml:space="preserve">Семён: </w:t>
-      </w:r>
-      <w:r>
-        <w:rPr>
-          <w:rFonts w:ascii="Times New Roman" w:hAnsi="Times New Roman" w:eastAsia="Malgun Gothic"/>
-          <w:b w:val="0"/>
-          <w:i w:val="0"/>
-          <w:sz w:val="22"/>
-        </w:rPr>
-        <w:t xml:space="preserve">Сказал правду. Что никакой взятки не было. </w:t>
       </w:r>
       <w:r>
         <w:rPr>
@@ -1141,7 +1627,7 @@
           <w:color w:val="555555"/>
           <w:sz w:val="22"/>
         </w:rPr>
-        <w:t>(пауза)</w:t>
+        <w:t>(тихо)</w:t>
       </w:r>
       <w:r>
         <w:rPr>
@@ -1150,7 +1636,7 @@
           <w:i w:val="0"/>
           <w:sz w:val="22"/>
         </w:rPr>
-        <w:t xml:space="preserve"> Простите, Алексей Николаевич. Я, кажется, теперь тоже в опасности.</w:t>
+        <w:t xml:space="preserve"> Ждали. Конечно, ждали.</w:t>
       </w:r>
     </w:p>
     <w:p>
@@ -1164,7 +1650,7 @@
           <w:i w:val="0"/>
           <w:sz w:val="22"/>
         </w:rPr>
-        <w:t xml:space="preserve">Лёша: </w:t>
+        <w:t xml:space="preserve">Семён: </w:t>
       </w:r>
       <w:r>
         <w:rPr>
@@ -1173,7 +1659,239 @@
           <w:i w:val="0"/>
           <w:sz w:val="22"/>
         </w:rPr>
+        <w:t>Вот и я так подумал. Галя с тех пор всё в окно смотрит.</w:t>
+      </w:r>
+    </w:p>
+    <w:p>
+      <w:pPr>
+        <w:spacing w:before="0" w:after="110" w:line="300" w:lineRule="auto"/>
+      </w:pPr>
+      <w:r>
+        <w:rPr>
+          <w:rFonts w:ascii="Times New Roman" w:hAnsi="Times New Roman" w:eastAsia="Malgun Gothic"/>
+          <w:b/>
+          <w:i w:val="0"/>
+          <w:sz w:val="22"/>
+        </w:rPr>
+        <w:t xml:space="preserve">Лёша: </w:t>
+      </w:r>
+      <w:r>
+        <w:rPr>
+          <w:rFonts w:ascii="Times New Roman" w:hAnsi="Times New Roman" w:eastAsia="Malgun Gothic"/>
+          <w:b w:val="0"/>
+          <w:i w:val="0"/>
+          <w:sz w:val="22"/>
+        </w:rPr>
+        <w:t>Они как-то давили на вас?</w:t>
+      </w:r>
+    </w:p>
+    <w:p>
+      <w:pPr>
+        <w:spacing w:before="0" w:after="110" w:line="300" w:lineRule="auto"/>
+      </w:pPr>
+      <w:r>
+        <w:rPr>
+          <w:rFonts w:ascii="Times New Roman" w:hAnsi="Times New Roman" w:eastAsia="Malgun Gothic"/>
+          <w:b/>
+          <w:i w:val="0"/>
+          <w:sz w:val="22"/>
+        </w:rPr>
+        <w:t xml:space="preserve">Семён: </w:t>
+      </w:r>
+      <w:r>
+        <w:rPr>
+          <w:rFonts w:ascii="Times New Roman" w:hAnsi="Times New Roman" w:eastAsia="Malgun Gothic"/>
+          <w:b w:val="0"/>
+          <w:i w:val="0"/>
+          <w:sz w:val="22"/>
+        </w:rPr>
+        <w:t>Намекали, что если я подтвержу взятку, дело против завода развалится само, и меня никто не тронет. А если буду молчать — найдут, за что зацепиться на производстве.</w:t>
+      </w:r>
+    </w:p>
+    <w:p>
+      <w:pPr>
+        <w:spacing w:before="0" w:after="110" w:line="300" w:lineRule="auto"/>
+      </w:pPr>
+      <w:r>
+        <w:rPr>
+          <w:rFonts w:ascii="Times New Roman" w:hAnsi="Times New Roman" w:eastAsia="Malgun Gothic"/>
+          <w:b/>
+          <w:i w:val="0"/>
+          <w:sz w:val="22"/>
+        </w:rPr>
+        <w:t xml:space="preserve">Лёша: </w:t>
+      </w:r>
+      <w:r>
+        <w:rPr>
+          <w:rFonts w:ascii="Times New Roman" w:hAnsi="Times New Roman" w:eastAsia="Malgun Gothic"/>
+          <w:b w:val="0"/>
+          <w:i w:val="0"/>
+          <w:sz w:val="22"/>
+        </w:rPr>
+        <w:t>Что вы им ответили?</w:t>
+      </w:r>
+    </w:p>
+    <w:p>
+      <w:pPr>
+        <w:spacing w:before="0" w:after="110" w:line="300" w:lineRule="auto"/>
+      </w:pPr>
+      <w:r>
+        <w:rPr>
+          <w:rFonts w:ascii="Times New Roman" w:hAnsi="Times New Roman" w:eastAsia="Malgun Gothic"/>
+          <w:b/>
+          <w:i w:val="0"/>
+          <w:sz w:val="22"/>
+        </w:rPr>
+        <w:t xml:space="preserve">Семён: </w:t>
+      </w:r>
+      <w:r>
+        <w:rPr>
+          <w:rFonts w:ascii="Times New Roman" w:hAnsi="Times New Roman" w:eastAsia="Malgun Gothic"/>
+          <w:b w:val="0"/>
+          <w:i w:val="0"/>
+          <w:sz w:val="22"/>
+        </w:rPr>
+        <w:t xml:space="preserve">Сказал правду. Что никакой взятки не было. </w:t>
+      </w:r>
+      <w:r>
+        <w:rPr>
+          <w:rFonts w:ascii="Times New Roman" w:hAnsi="Times New Roman" w:eastAsia="Malgun Gothic"/>
+          <w:b w:val="0"/>
+          <w:i/>
+          <w:color w:val="555555"/>
+          <w:sz w:val="22"/>
+        </w:rPr>
+        <w:t>(пауза)</w:t>
+      </w:r>
+      <w:r>
+        <w:rPr>
+          <w:rFonts w:ascii="Times New Roman" w:hAnsi="Times New Roman" w:eastAsia="Malgun Gothic"/>
+          <w:b w:val="0"/>
+          <w:i w:val="0"/>
+          <w:sz w:val="22"/>
+        </w:rPr>
+        <w:t xml:space="preserve"> Простите, Алексей Николаевич. Я, кажется, теперь тоже в опасности.</w:t>
+      </w:r>
+    </w:p>
+    <w:p>
+      <w:pPr>
+        <w:spacing w:before="0" w:after="110" w:line="300" w:lineRule="auto"/>
+      </w:pPr>
+      <w:r>
+        <w:rPr>
+          <w:rFonts w:ascii="Times New Roman" w:hAnsi="Times New Roman" w:eastAsia="Malgun Gothic"/>
+          <w:b/>
+          <w:i w:val="0"/>
+          <w:sz w:val="22"/>
+        </w:rPr>
+        <w:t xml:space="preserve">Лёша: </w:t>
+      </w:r>
+      <w:r>
+        <w:rPr>
+          <w:rFonts w:ascii="Times New Roman" w:hAnsi="Times New Roman" w:eastAsia="Malgun Gothic"/>
+          <w:b w:val="0"/>
+          <w:i w:val="0"/>
+          <w:sz w:val="22"/>
+        </w:rPr>
         <w:t>Вы поступили правильно, Семён Иванович. Именно поэтому у них не будет доказательств.</w:t>
+      </w:r>
+    </w:p>
+    <w:p>
+      <w:pPr>
+        <w:spacing w:before="0" w:after="110" w:line="300" w:lineRule="auto"/>
+      </w:pPr>
+      <w:r>
+        <w:rPr>
+          <w:rFonts w:ascii="Times New Roman" w:hAnsi="Times New Roman" w:eastAsia="Malgun Gothic"/>
+          <w:b/>
+          <w:i w:val="0"/>
+          <w:sz w:val="22"/>
+        </w:rPr>
+        <w:t xml:space="preserve">Галина: </w:t>
+      </w:r>
+      <w:r>
+        <w:rPr>
+          <w:rFonts w:ascii="Times New Roman" w:hAnsi="Times New Roman" w:eastAsia="Malgun Gothic"/>
+          <w:b w:val="0"/>
+          <w:i/>
+          <w:color w:val="555555"/>
+          <w:sz w:val="22"/>
+        </w:rPr>
+        <w:t>(входит из кухни, вытирая руки)</w:t>
+      </w:r>
+      <w:r>
+        <w:rPr>
+          <w:rFonts w:ascii="Times New Roman" w:hAnsi="Times New Roman" w:eastAsia="Malgun Gothic"/>
+          <w:b w:val="0"/>
+          <w:i w:val="0"/>
+          <w:sz w:val="22"/>
+        </w:rPr>
+        <w:t xml:space="preserve"> Правильно-то правильно. Алексей Николаевич, вы вчера у нас чай пили, а сегодня вашего учителя забрали. Выходит, из-за нас?</w:t>
+      </w:r>
+    </w:p>
+    <w:p>
+      <w:pPr>
+        <w:spacing w:before="0" w:after="110" w:line="300" w:lineRule="auto"/>
+      </w:pPr>
+      <w:r>
+        <w:rPr>
+          <w:rFonts w:ascii="Times New Roman" w:hAnsi="Times New Roman" w:eastAsia="Malgun Gothic"/>
+          <w:b/>
+          <w:i w:val="0"/>
+          <w:sz w:val="22"/>
+        </w:rPr>
+        <w:t xml:space="preserve">Лёша: </w:t>
+      </w:r>
+      <w:r>
+        <w:rPr>
+          <w:rFonts w:ascii="Times New Roman" w:hAnsi="Times New Roman" w:eastAsia="Malgun Gothic"/>
+          <w:b w:val="0"/>
+          <w:i w:val="0"/>
+          <w:sz w:val="22"/>
+        </w:rPr>
+        <w:t>Не из-за вас, Галина. Из-за того, что вы говорите правду. Это разные вещи.</w:t>
+      </w:r>
+    </w:p>
+    <w:p>
+      <w:pPr>
+        <w:spacing w:before="0" w:after="110" w:line="300" w:lineRule="auto"/>
+      </w:pPr>
+      <w:r>
+        <w:rPr>
+          <w:rFonts w:ascii="Times New Roman" w:hAnsi="Times New Roman" w:eastAsia="Malgun Gothic"/>
+          <w:b/>
+          <w:i w:val="0"/>
+          <w:sz w:val="22"/>
+        </w:rPr>
+        <w:t xml:space="preserve">Галина: </w:t>
+      </w:r>
+      <w:r>
+        <w:rPr>
+          <w:rFonts w:ascii="Times New Roman" w:hAnsi="Times New Roman" w:eastAsia="Malgun Gothic"/>
+          <w:b w:val="0"/>
+          <w:i w:val="0"/>
+          <w:sz w:val="22"/>
+        </w:rPr>
+        <w:t xml:space="preserve">Для тюрьмы, может, и разные. А для совести — одно. </w:t>
+      </w:r>
+      <w:r>
+        <w:rPr>
+          <w:rFonts w:ascii="Times New Roman" w:hAnsi="Times New Roman" w:eastAsia="Malgun Gothic"/>
+          <w:b w:val="0"/>
+          <w:i/>
+          <w:color w:val="555555"/>
+          <w:sz w:val="22"/>
+        </w:rPr>
+        <w:t>(Семёну)</w:t>
+      </w:r>
+      <w:r>
+        <w:rPr>
+          <w:rFonts w:ascii="Times New Roman" w:hAnsi="Times New Roman" w:eastAsia="Malgun Gothic"/>
+          <w:b w:val="0"/>
+          <w:i w:val="0"/>
+          <w:sz w:val="22"/>
+        </w:rPr>
+        <w:t xml:space="preserve"> Ну, что сидишь? Спроси, чем помочь.</w:t>
       </w:r>
     </w:p>
     <w:p>
@@ -1406,7 +2124,7 @@
           <w:i w:val="0"/>
           <w:sz w:val="22"/>
         </w:rPr>
-        <w:t>Понимаю. Но, Алексей Николаевич, если дело дойдёт до суда — я буду там с первого дня.</w:t>
+        <w:t>Вы понимаете, что молчание тоже работает — только на них? Чем дольше тишина, тем им удобнее там, за стенами.</w:t>
       </w:r>
     </w:p>
     <w:p>
@@ -1429,7 +2147,7 @@
           <w:i w:val="0"/>
           <w:sz w:val="22"/>
         </w:rPr>
-        <w:t>Зачем вам это? Это ведь пока даже не материал.</w:t>
+        <w:t>Понимаю. Но если вы напишете сейчас, у них будет повод сказать, что мы давим на следствие через прессу. Виктор Петрович всегда говорил: статья должна выйти, когда в руках доказательства, а не крик.</w:t>
       </w:r>
     </w:p>
     <w:p>
@@ -1449,10 +2167,20 @@
         <w:rPr>
           <w:rFonts w:ascii="Times New Roman" w:hAnsi="Times New Roman" w:eastAsia="Malgun Gothic"/>
           <w:b w:val="0"/>
+          <w:i/>
+          <w:color w:val="555555"/>
+          <w:sz w:val="22"/>
+        </w:rPr>
+        <w:t>(пауза)</w:t>
+      </w:r>
+      <w:r>
+        <w:rPr>
+          <w:rFonts w:ascii="Times New Roman" w:hAnsi="Times New Roman" w:eastAsia="Malgun Gothic"/>
+          <w:b w:val="0"/>
           <w:i w:val="0"/>
           <w:sz w:val="22"/>
         </w:rPr>
-        <w:t>Помните, у Ахматовой в «Реквиеме»? Женщина в тюремной очереди спросила её: «А это вы можете описать?» И она ответила: «Могу». Когда придёт время, я смогу это описать. Каждый день, начиная с сегодняшнего.</w:t>
+        <w:t xml:space="preserve"> Хорошо. Я подожду. Но собирать начну уже сегодня: время задержания, фамилии, номер постановления.</w:t>
       </w:r>
     </w:p>
     <w:p>
@@ -1475,7 +2203,7 @@
           <w:i w:val="0"/>
           <w:sz w:val="22"/>
         </w:rPr>
-        <w:t>Спасибо, Дарья. Правда.</w:t>
+        <w:t>Собирайте. Только храните не в редакции.</w:t>
       </w:r>
     </w:p>
     <w:p>
@@ -1498,7 +2226,155 @@
           <w:i w:val="0"/>
           <w:sz w:val="22"/>
         </w:rPr>
+        <w:t>Понимаю. Но, Алексей Николаевич, если дело дойдёт до суда — я буду там с первого дня.</w:t>
+      </w:r>
+    </w:p>
+    <w:p>
+      <w:pPr>
+        <w:spacing w:before="0" w:after="110" w:line="300" w:lineRule="auto"/>
+      </w:pPr>
+      <w:r>
+        <w:rPr>
+          <w:rFonts w:ascii="Times New Roman" w:hAnsi="Times New Roman" w:eastAsia="Malgun Gothic"/>
+          <w:b/>
+          <w:i w:val="0"/>
+          <w:sz w:val="22"/>
+        </w:rPr>
+        <w:t xml:space="preserve">Лёша: </w:t>
+      </w:r>
+      <w:r>
+        <w:rPr>
+          <w:rFonts w:ascii="Times New Roman" w:hAnsi="Times New Roman" w:eastAsia="Malgun Gothic"/>
+          <w:b w:val="0"/>
+          <w:i w:val="0"/>
+          <w:sz w:val="22"/>
+        </w:rPr>
+        <w:t>Зачем вам это? Это ведь пока даже не материал.</w:t>
+      </w:r>
+    </w:p>
+    <w:p>
+      <w:pPr>
+        <w:spacing w:before="0" w:after="110" w:line="300" w:lineRule="auto"/>
+      </w:pPr>
+      <w:r>
+        <w:rPr>
+          <w:rFonts w:ascii="Times New Roman" w:hAnsi="Times New Roman" w:eastAsia="Malgun Gothic"/>
+          <w:b/>
+          <w:i w:val="0"/>
+          <w:sz w:val="22"/>
+        </w:rPr>
+        <w:t xml:space="preserve">Дарья: </w:t>
+      </w:r>
+      <w:r>
+        <w:rPr>
+          <w:rFonts w:ascii="Times New Roman" w:hAnsi="Times New Roman" w:eastAsia="Malgun Gothic"/>
+          <w:b w:val="0"/>
+          <w:i w:val="0"/>
+          <w:sz w:val="22"/>
+        </w:rPr>
+        <w:t>Помните, у Ахматовой в «Реквиеме»? Женщина в тюремной очереди спросила её: «А это вы можете описать?» И она ответила: «Могу». Когда придёт время, я смогу это описать. Каждый день, начиная с сегодняшнего.</w:t>
+      </w:r>
+    </w:p>
+    <w:p>
+      <w:pPr>
+        <w:spacing w:before="0" w:after="110" w:line="300" w:lineRule="auto"/>
+      </w:pPr>
+      <w:r>
+        <w:rPr>
+          <w:rFonts w:ascii="Times New Roman" w:hAnsi="Times New Roman" w:eastAsia="Malgun Gothic"/>
+          <w:b/>
+          <w:i w:val="0"/>
+          <w:sz w:val="22"/>
+        </w:rPr>
+        <w:t xml:space="preserve">Лёша: </w:t>
+      </w:r>
+      <w:r>
+        <w:rPr>
+          <w:rFonts w:ascii="Times New Roman" w:hAnsi="Times New Roman" w:eastAsia="Malgun Gothic"/>
+          <w:b w:val="0"/>
+          <w:i w:val="0"/>
+          <w:sz w:val="22"/>
+        </w:rPr>
+        <w:t>Спасибо, Дарья. Правда.</w:t>
+      </w:r>
+    </w:p>
+    <w:p>
+      <w:pPr>
+        <w:spacing w:before="0" w:after="110" w:line="300" w:lineRule="auto"/>
+      </w:pPr>
+      <w:r>
+        <w:rPr>
+          <w:rFonts w:ascii="Times New Roman" w:hAnsi="Times New Roman" w:eastAsia="Malgun Gothic"/>
+          <w:b/>
+          <w:i w:val="0"/>
+          <w:sz w:val="22"/>
+        </w:rPr>
+        <w:t xml:space="preserve">Дарья: </w:t>
+      </w:r>
+      <w:r>
+        <w:rPr>
+          <w:rFonts w:ascii="Times New Roman" w:hAnsi="Times New Roman" w:eastAsia="Malgun Gothic"/>
+          <w:b w:val="0"/>
+          <w:i w:val="0"/>
+          <w:sz w:val="22"/>
+        </w:rPr>
         <w:t>Держитесь. И… если вам нужна будет помощь не только как от журналиста — звоните в любое время.</w:t>
+      </w:r>
+    </w:p>
+    <w:p>
+      <w:pPr>
+        <w:spacing w:before="0" w:after="110" w:line="300" w:lineRule="auto"/>
+      </w:pPr>
+      <w:r>
+        <w:rPr>
+          <w:rFonts w:ascii="Times New Roman" w:hAnsi="Times New Roman" w:eastAsia="Malgun Gothic"/>
+          <w:b/>
+          <w:i w:val="0"/>
+          <w:sz w:val="22"/>
+        </w:rPr>
+        <w:t xml:space="preserve">Лёша: </w:t>
+      </w:r>
+      <w:r>
+        <w:rPr>
+          <w:rFonts w:ascii="Times New Roman" w:hAnsi="Times New Roman" w:eastAsia="Malgun Gothic"/>
+          <w:b w:val="0"/>
+          <w:i w:val="0"/>
+          <w:sz w:val="22"/>
+        </w:rPr>
+        <w:t>Дарья Игоревна… то есть Дарья. Можно я буду так?</w:t>
+      </w:r>
+    </w:p>
+    <w:p>
+      <w:pPr>
+        <w:spacing w:before="0" w:after="110" w:line="300" w:lineRule="auto"/>
+      </w:pPr>
+      <w:r>
+        <w:rPr>
+          <w:rFonts w:ascii="Times New Roman" w:hAnsi="Times New Roman" w:eastAsia="Malgun Gothic"/>
+          <w:b/>
+          <w:i w:val="0"/>
+          <w:sz w:val="22"/>
+        </w:rPr>
+        <w:t xml:space="preserve">Дарья: </w:t>
+      </w:r>
+      <w:r>
+        <w:rPr>
+          <w:rFonts w:ascii="Times New Roman" w:hAnsi="Times New Roman" w:eastAsia="Malgun Gothic"/>
+          <w:b w:val="0"/>
+          <w:i/>
+          <w:color w:val="555555"/>
+          <w:sz w:val="22"/>
+        </w:rPr>
+        <w:t>(тихо)</w:t>
+      </w:r>
+      <w:r>
+        <w:rPr>
+          <w:rFonts w:ascii="Times New Roman" w:hAnsi="Times New Roman" w:eastAsia="Malgun Gothic"/>
+          <w:b w:val="0"/>
+          <w:i w:val="0"/>
+          <w:sz w:val="22"/>
+        </w:rPr>
+        <w:t xml:space="preserve"> Можно. В такой день — можно.</w:t>
       </w:r>
     </w:p>
     <w:p>
@@ -1606,7 +2482,7 @@
           <w:i w:val="0"/>
           <w:sz w:val="22"/>
         </w:rPr>
-        <w:t>Спасибо. Но вы же понимаете, что теперь это касается и вас с Тайболой?</w:t>
+        <w:t>Шум не навредит? Я просил Дарью пока ничего не печатать.</w:t>
       </w:r>
     </w:p>
     <w:p>
@@ -1629,7 +2505,7 @@
           <w:i w:val="0"/>
           <w:sz w:val="22"/>
         </w:rPr>
-        <w:t>Понимаю. Значит, будем держаться вместе ещё крепче. Люди вроде Крылова рассчитывают, что мы разбежимся поодиночке. Не дадим им этого удовольствия.</w:t>
+        <w:t>Правильно просили. Шум бывает разный, Алексей. Газетный — громкий и короткий. А наш — тихий и долгий: письма, запросы, звонки из других регионов. Такой шум следователи слышат лучше всего, потому что его не опровергнешь одним заявлением для прессы.</w:t>
       </w:r>
     </w:p>
     <w:p>
@@ -1652,7 +2528,7 @@
           <w:i w:val="0"/>
           <w:sz w:val="22"/>
         </w:rPr>
-        <w:t>Спасибо, Ольга Викторовна. Я буду держать вас в курсе.</w:t>
+        <w:t>Спасибо. Но вы же понимаете, что теперь это касается и вас с Тайболой?</w:t>
       </w:r>
     </w:p>
     <w:p>
@@ -1675,7 +2551,7 @@
           <w:i w:val="0"/>
           <w:sz w:val="22"/>
         </w:rPr>
-        <w:t>И ещё, Алексей. Поешьте что-нибудь. Я по голосу слышу, что вы с утра ничего не ели.</w:t>
+        <w:t>Понимаю. Значит, будем держаться вместе ещё крепче. Люди вроде Крылова рассчитывают, что мы разбежимся поодиночке. Не дадим им этого удовольствия.</w:t>
       </w:r>
     </w:p>
     <w:p>
@@ -1698,7 +2574,7 @@
           <w:i w:val="0"/>
           <w:sz w:val="22"/>
         </w:rPr>
-        <w:t>Некогда, Ольга Викторовна.</w:t>
+        <w:t>Спасибо, Ольга Викторовна. Я буду держать вас в курсе.</w:t>
       </w:r>
     </w:p>
     <w:p>
@@ -1721,7 +2597,86 @@
           <w:i w:val="0"/>
           <w:sz w:val="22"/>
         </w:rPr>
+        <w:t>И ещё, Алексей. Поешьте что-нибудь. Я по голосу слышу, что вы с утра ничего не ели.</w:t>
+      </w:r>
+    </w:p>
+    <w:p>
+      <w:pPr>
+        <w:spacing w:before="0" w:after="110" w:line="300" w:lineRule="auto"/>
+      </w:pPr>
+      <w:r>
+        <w:rPr>
+          <w:rFonts w:ascii="Times New Roman" w:hAnsi="Times New Roman" w:eastAsia="Malgun Gothic"/>
+          <w:b/>
+          <w:i w:val="0"/>
+          <w:sz w:val="22"/>
+        </w:rPr>
+        <w:t xml:space="preserve">Лёша: </w:t>
+      </w:r>
+      <w:r>
+        <w:rPr>
+          <w:rFonts w:ascii="Times New Roman" w:hAnsi="Times New Roman" w:eastAsia="Malgun Gothic"/>
+          <w:b w:val="0"/>
+          <w:i w:val="0"/>
+          <w:sz w:val="22"/>
+        </w:rPr>
+        <w:t>Некогда, Ольга Викторовна.</w:t>
+      </w:r>
+    </w:p>
+    <w:p>
+      <w:pPr>
+        <w:spacing w:before="0" w:after="110" w:line="300" w:lineRule="auto"/>
+      </w:pPr>
+      <w:r>
+        <w:rPr>
+          <w:rFonts w:ascii="Times New Roman" w:hAnsi="Times New Roman" w:eastAsia="Malgun Gothic"/>
+          <w:b/>
+          <w:i w:val="0"/>
+          <w:sz w:val="22"/>
+        </w:rPr>
+        <w:t xml:space="preserve">Ольга: </w:t>
+      </w:r>
+      <w:r>
+        <w:rPr>
+          <w:rFonts w:ascii="Times New Roman" w:hAnsi="Times New Roman" w:eastAsia="Malgun Gothic"/>
+          <w:b w:val="0"/>
+          <w:i w:val="0"/>
+          <w:sz w:val="22"/>
+        </w:rPr>
         <w:t>Голодным вы Виктору Петровичу не поможете. Считайте это приказом старшей по званию в нашей маленькой армии.</w:t>
+      </w:r>
+    </w:p>
+    <w:p>
+      <w:pPr>
+        <w:spacing w:before="0" w:after="110" w:line="300" w:lineRule="auto"/>
+      </w:pPr>
+      <w:r>
+        <w:rPr>
+          <w:rFonts w:ascii="Times New Roman" w:hAnsi="Times New Roman" w:eastAsia="Malgun Gothic"/>
+          <w:b/>
+          <w:i w:val="0"/>
+          <w:sz w:val="22"/>
+        </w:rPr>
+        <w:t xml:space="preserve">Лёша: </w:t>
+      </w:r>
+      <w:r>
+        <w:rPr>
+          <w:rFonts w:ascii="Times New Roman" w:hAnsi="Times New Roman" w:eastAsia="Malgun Gothic"/>
+          <w:b w:val="0"/>
+          <w:i/>
+          <w:color w:val="555555"/>
+          <w:sz w:val="22"/>
+        </w:rPr>
+        <w:t>(впервые за день усмехается)</w:t>
+      </w:r>
+      <w:r>
+        <w:rPr>
+          <w:rFonts w:ascii="Times New Roman" w:hAnsi="Times New Roman" w:eastAsia="Malgun Gothic"/>
+          <w:b w:val="0"/>
+          <w:i w:val="0"/>
+          <w:sz w:val="22"/>
+        </w:rPr>
+        <w:t xml:space="preserve"> Слушаюсь, товарищ командир.</w:t>
       </w:r>
     </w:p>
     <w:p>
@@ -1829,7 +2784,53 @@
           <w:i w:val="0"/>
           <w:sz w:val="22"/>
         </w:rPr>
-        <w:t>Кто дал эту инструкцию? Право на защитника не зависит от срока задержания.</w:t>
+        <w:t>Тогда хотя бы примите передачу. Лекарства. У него гипертония, он каждое утро пьёт таблетки.</w:t>
+      </w:r>
+    </w:p>
+    <w:p>
+      <w:pPr>
+        <w:spacing w:before="0" w:after="110" w:line="300" w:lineRule="auto"/>
+      </w:pPr>
+      <w:r>
+        <w:rPr>
+          <w:rFonts w:ascii="Times New Roman" w:hAnsi="Times New Roman" w:eastAsia="Malgun Gothic"/>
+          <w:b/>
+          <w:i w:val="0"/>
+          <w:sz w:val="22"/>
+        </w:rPr>
+        <w:t xml:space="preserve">Дежурный: </w:t>
+      </w:r>
+      <w:r>
+        <w:rPr>
+          <w:rFonts w:ascii="Times New Roman" w:hAnsi="Times New Roman" w:eastAsia="Malgun Gothic"/>
+          <w:b w:val="0"/>
+          <w:i w:val="0"/>
+          <w:sz w:val="22"/>
+        </w:rPr>
+        <w:t>Лекарства — только через медчасть. Пишите заявление, прикладывайте назначение врача.</w:t>
+      </w:r>
+    </w:p>
+    <w:p>
+      <w:pPr>
+        <w:spacing w:before="0" w:after="110" w:line="300" w:lineRule="auto"/>
+      </w:pPr>
+      <w:r>
+        <w:rPr>
+          <w:rFonts w:ascii="Times New Roman" w:hAnsi="Times New Roman" w:eastAsia="Malgun Gothic"/>
+          <w:b/>
+          <w:i w:val="0"/>
+          <w:sz w:val="22"/>
+        </w:rPr>
+        <w:t xml:space="preserve">Лёша: </w:t>
+      </w:r>
+      <w:r>
+        <w:rPr>
+          <w:rFonts w:ascii="Times New Roman" w:hAnsi="Times New Roman" w:eastAsia="Malgun Gothic"/>
+          <w:b w:val="0"/>
+          <w:i w:val="0"/>
+          <w:sz w:val="22"/>
+        </w:rPr>
+        <w:t>Где бланк?</w:t>
       </w:r>
     </w:p>
     <w:p>
@@ -1853,7 +2854,7 @@
           <w:color w:val="555555"/>
           <w:sz w:val="22"/>
         </w:rPr>
-        <w:t>(пауза, понижает голос)</w:t>
+        <w:t>(протягивает бланк через окошко)</w:t>
       </w:r>
       <w:r>
         <w:rPr>
@@ -1862,7 +2863,7 @@
           <w:i w:val="0"/>
           <w:sz w:val="22"/>
         </w:rPr>
-        <w:t xml:space="preserve"> Молодой человек, я вам по-человечески советую — не давите сейчас. Придёте через двое суток, как положено, и получите своё свидание. А будете шуметь — только хуже сделаете и себе, и ему.</w:t>
+        <w:t xml:space="preserve"> Вот. Только быстро не обещаю.</w:t>
       </w:r>
     </w:p>
     <w:p>
@@ -1877,6 +2878,29 @@
           <w:sz w:val="22"/>
         </w:rPr>
         <w:t xml:space="preserve">Лёша: </w:t>
+      </w:r>
+      <w:r>
+        <w:rPr>
+          <w:rFonts w:ascii="Times New Roman" w:hAnsi="Times New Roman" w:eastAsia="Malgun Gothic"/>
+          <w:b w:val="0"/>
+          <w:i w:val="0"/>
+          <w:sz w:val="22"/>
+        </w:rPr>
+        <w:t>Кто дал эту инструкцию? Право на защитника не зависит от срока задержания.</w:t>
+      </w:r>
+    </w:p>
+    <w:p>
+      <w:pPr>
+        <w:spacing w:before="0" w:after="110" w:line="300" w:lineRule="auto"/>
+      </w:pPr>
+      <w:r>
+        <w:rPr>
+          <w:rFonts w:ascii="Times New Roman" w:hAnsi="Times New Roman" w:eastAsia="Malgun Gothic"/>
+          <w:b/>
+          <w:i w:val="0"/>
+          <w:sz w:val="22"/>
+        </w:rPr>
+        <w:t xml:space="preserve">Дежурный: </w:t>
       </w:r>
       <w:r>
         <w:rPr>
@@ -1886,7 +2910,7 @@
           <w:color w:val="555555"/>
           <w:sz w:val="22"/>
         </w:rPr>
-        <w:t>(после долгой паузы)</w:t>
+        <w:t>(пауза, понижает голос)</w:t>
       </w:r>
       <w:r>
         <w:rPr>
@@ -1895,7 +2919,175 @@
           <w:i w:val="0"/>
           <w:sz w:val="22"/>
         </w:rPr>
+        <w:t xml:space="preserve"> Молодой человек, я вам по-человечески советую — не давите сейчас. Придёте через двое суток, как положено, и получите своё свидание. А будете шуметь — только хуже сделаете и себе, и ему.</w:t>
+      </w:r>
+    </w:p>
+    <w:p>
+      <w:pPr>
+        <w:spacing w:before="0" w:after="110" w:line="300" w:lineRule="auto"/>
+      </w:pPr>
+      <w:r>
+        <w:rPr>
+          <w:rFonts w:ascii="Times New Roman" w:hAnsi="Times New Roman" w:eastAsia="Malgun Gothic"/>
+          <w:b/>
+          <w:i w:val="0"/>
+          <w:sz w:val="22"/>
+        </w:rPr>
+        <w:t xml:space="preserve">Лёша: </w:t>
+      </w:r>
+      <w:r>
+        <w:rPr>
+          <w:rFonts w:ascii="Times New Roman" w:hAnsi="Times New Roman" w:eastAsia="Malgun Gothic"/>
+          <w:b w:val="0"/>
+          <w:i/>
+          <w:color w:val="555555"/>
+          <w:sz w:val="22"/>
+        </w:rPr>
+        <w:t>(после долгой паузы)</w:t>
+      </w:r>
+      <w:r>
+        <w:rPr>
+          <w:rFonts w:ascii="Times New Roman" w:hAnsi="Times New Roman" w:eastAsia="Malgun Gothic"/>
+          <w:b w:val="0"/>
+          <w:i w:val="0"/>
+          <w:sz w:val="22"/>
+        </w:rPr>
         <w:t xml:space="preserve"> Хорошо. Приду через двое суток.</w:t>
+      </w:r>
+    </w:p>
+    <w:p>
+      <w:pPr>
+        <w:spacing w:before="0" w:after="110" w:line="300" w:lineRule="auto"/>
+      </w:pPr>
+      <w:r>
+        <w:rPr>
+          <w:rFonts w:ascii="Times New Roman" w:hAnsi="Times New Roman" w:eastAsia="Malgun Gothic"/>
+          <w:b/>
+          <w:i w:val="0"/>
+          <w:sz w:val="22"/>
+        </w:rPr>
+        <w:t xml:space="preserve">Дежурный: </w:t>
+      </w:r>
+      <w:r>
+        <w:rPr>
+          <w:rFonts w:ascii="Times New Roman" w:hAnsi="Times New Roman" w:eastAsia="Malgun Gothic"/>
+          <w:b w:val="0"/>
+          <w:i w:val="0"/>
+          <w:sz w:val="22"/>
+        </w:rPr>
+        <w:t>Вот и правильно. Горячиться будете в суде.</w:t>
+      </w:r>
+    </w:p>
+    <w:p>
+      <w:pPr>
+        <w:spacing w:before="0" w:after="110" w:line="300" w:lineRule="auto"/>
+      </w:pPr>
+      <w:r>
+        <w:rPr>
+          <w:rFonts w:ascii="Times New Roman" w:hAnsi="Times New Roman" w:eastAsia="Malgun Gothic"/>
+          <w:b/>
+          <w:i w:val="0"/>
+          <w:sz w:val="22"/>
+        </w:rPr>
+        <w:t xml:space="preserve">Лёша: </w:t>
+      </w:r>
+      <w:r>
+        <w:rPr>
+          <w:rFonts w:ascii="Times New Roman" w:hAnsi="Times New Roman" w:eastAsia="Malgun Gothic"/>
+          <w:b w:val="0"/>
+          <w:i/>
+          <w:color w:val="555555"/>
+          <w:sz w:val="22"/>
+        </w:rPr>
+        <w:t>(уже у выхода, оборачивается)</w:t>
+      </w:r>
+      <w:r>
+        <w:rPr>
+          <w:rFonts w:ascii="Times New Roman" w:hAnsi="Times New Roman" w:eastAsia="Malgun Gothic"/>
+          <w:b w:val="0"/>
+          <w:i w:val="0"/>
+          <w:sz w:val="22"/>
+        </w:rPr>
+        <w:t xml:space="preserve"> Как вас зовут?</w:t>
+      </w:r>
+    </w:p>
+    <w:p>
+      <w:pPr>
+        <w:spacing w:before="0" w:after="110" w:line="300" w:lineRule="auto"/>
+      </w:pPr>
+      <w:r>
+        <w:rPr>
+          <w:rFonts w:ascii="Times New Roman" w:hAnsi="Times New Roman" w:eastAsia="Malgun Gothic"/>
+          <w:b/>
+          <w:i w:val="0"/>
+          <w:sz w:val="22"/>
+        </w:rPr>
+        <w:t xml:space="preserve">Дежурный: </w:t>
+      </w:r>
+      <w:r>
+        <w:rPr>
+          <w:rFonts w:ascii="Times New Roman" w:hAnsi="Times New Roman" w:eastAsia="Malgun Gothic"/>
+          <w:b w:val="0"/>
+          <w:i w:val="0"/>
+          <w:sz w:val="22"/>
+        </w:rPr>
+        <w:t>Зачем вам?</w:t>
+      </w:r>
+    </w:p>
+    <w:p>
+      <w:pPr>
+        <w:spacing w:before="0" w:after="110" w:line="300" w:lineRule="auto"/>
+      </w:pPr>
+      <w:r>
+        <w:rPr>
+          <w:rFonts w:ascii="Times New Roman" w:hAnsi="Times New Roman" w:eastAsia="Malgun Gothic"/>
+          <w:b/>
+          <w:i w:val="0"/>
+          <w:sz w:val="22"/>
+        </w:rPr>
+        <w:t xml:space="preserve">Лёша: </w:t>
+      </w:r>
+      <w:r>
+        <w:rPr>
+          <w:rFonts w:ascii="Times New Roman" w:hAnsi="Times New Roman" w:eastAsia="Malgun Gothic"/>
+          <w:b w:val="0"/>
+          <w:i w:val="0"/>
+          <w:sz w:val="22"/>
+        </w:rPr>
+        <w:t>Чтобы через двое суток знать, к кому обращаться.</w:t>
+      </w:r>
+    </w:p>
+    <w:p>
+      <w:pPr>
+        <w:spacing w:before="0" w:after="110" w:line="300" w:lineRule="auto"/>
+      </w:pPr>
+      <w:r>
+        <w:rPr>
+          <w:rFonts w:ascii="Times New Roman" w:hAnsi="Times New Roman" w:eastAsia="Malgun Gothic"/>
+          <w:b/>
+          <w:i w:val="0"/>
+          <w:sz w:val="22"/>
+        </w:rPr>
+        <w:t xml:space="preserve">Дежурный: </w:t>
+      </w:r>
+      <w:r>
+        <w:rPr>
+          <w:rFonts w:ascii="Times New Roman" w:hAnsi="Times New Roman" w:eastAsia="Malgun Gothic"/>
+          <w:b w:val="0"/>
+          <w:i/>
+          <w:color w:val="555555"/>
+          <w:sz w:val="22"/>
+        </w:rPr>
+        <w:t>(пауза)</w:t>
+      </w:r>
+      <w:r>
+        <w:rPr>
+          <w:rFonts w:ascii="Times New Roman" w:hAnsi="Times New Roman" w:eastAsia="Malgun Gothic"/>
+          <w:b w:val="0"/>
+          <w:i w:val="0"/>
+          <w:sz w:val="22"/>
+        </w:rPr>
+        <w:t xml:space="preserve"> Дежурный. Этого достаточно, молодой человек.</w:t>
       </w:r>
     </w:p>
     <w:p>
@@ -2115,6 +3307,108 @@
           <w:sz w:val="22"/>
         </w:rPr>
         <w:t>Приезжай завтра утром. Кажется, пришло время достать ещё несколько папок.</w:t>
+      </w:r>
+    </w:p>
+    <w:p>
+      <w:pPr>
+        <w:spacing w:before="0" w:after="110" w:line="300" w:lineRule="auto"/>
+      </w:pPr>
+      <w:r>
+        <w:rPr>
+          <w:rFonts w:ascii="Times New Roman" w:hAnsi="Times New Roman" w:eastAsia="Malgun Gothic"/>
+          <w:b/>
+          <w:i w:val="0"/>
+          <w:sz w:val="22"/>
+        </w:rPr>
+        <w:t xml:space="preserve">Лёша: </w:t>
+      </w:r>
+      <w:r>
+        <w:rPr>
+          <w:rFonts w:ascii="Times New Roman" w:hAnsi="Times New Roman" w:eastAsia="Malgun Gothic"/>
+          <w:b w:val="0"/>
+          <w:i w:val="0"/>
+          <w:sz w:val="22"/>
+        </w:rPr>
+        <w:t>Зоя Петровна, а вы… вы как?</w:t>
+      </w:r>
+    </w:p>
+    <w:p>
+      <w:pPr>
+        <w:spacing w:before="0" w:after="110" w:line="300" w:lineRule="auto"/>
+      </w:pPr>
+      <w:r>
+        <w:rPr>
+          <w:rFonts w:ascii="Times New Roman" w:hAnsi="Times New Roman" w:eastAsia="Malgun Gothic"/>
+          <w:b/>
+          <w:i w:val="0"/>
+          <w:sz w:val="22"/>
+        </w:rPr>
+        <w:t xml:space="preserve">Зоя: </w:t>
+      </w:r>
+      <w:r>
+        <w:rPr>
+          <w:rFonts w:ascii="Times New Roman" w:hAnsi="Times New Roman" w:eastAsia="Malgun Gothic"/>
+          <w:b w:val="0"/>
+          <w:i/>
+          <w:color w:val="555555"/>
+          <w:sz w:val="22"/>
+        </w:rPr>
+        <w:t>(пауза)</w:t>
+      </w:r>
+      <w:r>
+        <w:rPr>
+          <w:rFonts w:ascii="Times New Roman" w:hAnsi="Times New Roman" w:eastAsia="Malgun Gothic"/>
+          <w:b w:val="0"/>
+          <w:i w:val="0"/>
+          <w:sz w:val="22"/>
+        </w:rPr>
+        <w:t xml:space="preserve"> Я, Алексей, тридцать пять лет ждала, что это повторится. Дождалась. Теперь мне хотя бы есть чем заняться.</w:t>
+      </w:r>
+    </w:p>
+    <w:p>
+      <w:pPr>
+        <w:spacing w:before="0" w:after="110" w:line="300" w:lineRule="auto"/>
+      </w:pPr>
+      <w:r>
+        <w:rPr>
+          <w:rFonts w:ascii="Times New Roman" w:hAnsi="Times New Roman" w:eastAsia="Malgun Gothic"/>
+          <w:b/>
+          <w:i w:val="0"/>
+          <w:sz w:val="22"/>
+        </w:rPr>
+        <w:t xml:space="preserve">Лёша: </w:t>
+      </w:r>
+      <w:r>
+        <w:rPr>
+          <w:rFonts w:ascii="Times New Roman" w:hAnsi="Times New Roman" w:eastAsia="Malgun Gothic"/>
+          <w:b w:val="0"/>
+          <w:i w:val="0"/>
+          <w:sz w:val="22"/>
+        </w:rPr>
+        <w:t>Утром буду. В восемь.</w:t>
+      </w:r>
+    </w:p>
+    <w:p>
+      <w:pPr>
+        <w:spacing w:before="0" w:after="110" w:line="300" w:lineRule="auto"/>
+      </w:pPr>
+      <w:r>
+        <w:rPr>
+          <w:rFonts w:ascii="Times New Roman" w:hAnsi="Times New Roman" w:eastAsia="Malgun Gothic"/>
+          <w:b/>
+          <w:i w:val="0"/>
+          <w:sz w:val="22"/>
+        </w:rPr>
+        <w:t xml:space="preserve">Зоя: </w:t>
+      </w:r>
+      <w:r>
+        <w:rPr>
+          <w:rFonts w:ascii="Times New Roman" w:hAnsi="Times New Roman" w:eastAsia="Malgun Gothic"/>
+          <w:b w:val="0"/>
+          <w:i w:val="0"/>
+          <w:sz w:val="22"/>
+        </w:rPr>
+        <w:t>В семь. И привези хлеба, у меня в доме одни бумаги.</w:t>
       </w:r>
     </w:p>
     <w:p>

--- a/러시아 인권변호사/1부/1부_9화_비코프의_체포.docx
+++ b/러시아 인권변호사/1부/1부_9화_비코프의_체포.docx
@@ -2295,7 +2295,7 @@
           <w:i w:val="0"/>
           <w:sz w:val="22"/>
         </w:rPr>
-        <w:t>Спасибо, Дарья. Правда.</w:t>
+        <w:t>Спасибо, Дарья Игоревна. Правда.</w:t>
       </w:r>
     </w:p>
     <w:p>

--- a/러시아 인권변호사/1부/1부_9화_비코프의_체포.docx
+++ b/러시아 인권변호사/1부/1부_9화_비코프의_체포.docx
@@ -3447,7 +3447,7 @@
           <w:i w:val="0"/>
           <w:sz w:val="22"/>
         </w:rPr>
-        <w:t xml:space="preserve"> — 장면 3에서 조야가 증거 없이 날조된 체포를 두고 인용한다. “그들에게 필요한 건 증거가 아니라 구실”이라는 말과 함께, 8화에서 비코프가 꺼낸 ‘우화 작가와 같은 성의 장군’ 농담을 받아 크릴로프의 방식을 우화의 늑대에 겹친다.</w:t>
+        <w:t xml:space="preserve"> — 한국어 해설: 장면 3에서 조야가 증거 없이 날조된 체포를 두고 인용한다. “그들에게 필요한 건 증거가 아니라 구실”이라는 말과 함께, 8화에서 비코프가 꺼낸 ‘우화 작가와 같은 성의 장군’ 농담을 받아 크릴로프의 방식을 우화의 늑대에 겹친다.</w:t>
       </w:r>
     </w:p>
     <w:p>
@@ -3470,7 +3470,7 @@
           <w:i w:val="0"/>
           <w:sz w:val="22"/>
         </w:rPr>
-        <w:t xml:space="preserve"> — «Могу» — 감옥 앞 줄에 선 여인과 아흐마토바의 문답. 장면 5에서 다리야가 “때가 되면 나는 이것을 쓸 수 있다, 오늘부터 매일”이라며 인용한다. 보도를 보류해 달라는 료샤의 부탁을 받아들이면서도 증인으로 남겠다는 기자의 약속이며, 12화 보도 허락으로 이어진다.</w:t>
+        <w:t xml:space="preserve"> — «Могу» — 한국어 해설: 감옥 앞 줄에 선 여인과 아흐마토바의 문답. 장면 5에서 다리야가 “때가 되면 나는 이것을 쓸 수 있다, 오늘부터 매일”이라며 인용한다. 보도를 보류해 달라는 료샤의 부탁을 받아들이면서도 증인으로 남겠다는 기자의 약속이며, 12화 보도 허락으로 이어진다.</w:t>
       </w:r>
     </w:p>
     <w:p>

--- a/러시아 인권변호사/1부/1부_9화_비코프의_체포.docx
+++ b/러시아 인권변호사/1부/1부_9화_비코프의_체포.docx
@@ -36,7 +36,7 @@
           <w:i w:val="0"/>
           <w:sz w:val="22"/>
         </w:rPr>
-        <w:t>알렉세이 “료샤” 오를로프(젊은 변호사) / 빅토르 페트로비치 비코프(료샤의 스승) / 올레그 마르첸코(수사위원회 수사관, 체포조) / 조야 페트로브나(비코프의 35년 지기, 전화) / 세묜 이바노비치 두빈(시브자보드 목격자) / 갈리나 두비나(세묜의 아내) / 다리야 이고레브나 볼코바(기자, 전화) / 올가 빅토로브나 네스테로바(인권활동가, 전화) / 구치소 당직 장교</w:t>
+        <w:t>알렉세이 “료샤” 오를로프(젊은 변호사) / 빅토르 페트로비치 비코프(료샤의 스승) / 콘스탄틴 마르첸코(수사위원회 수사관, 체포조) / 조야 페트로브나(비코프의 35년 지기, 전화) / 세묜 이바노비치 두빈(시브자보드 목격자) / 갈리나 두비나(세묜의 아내) / 다리야 이고레브나 볼코바(기자, 전화) / 올가 빅토로브나 네스테로바(인권활동가, 전화) / 구치소 당직 장교</w:t>
       </w:r>
     </w:p>
     <w:p>
